--- a/assets/module-2-device/hw-3.docx
+++ b/assets/module-2-device/hw-3.docx
@@ -57,28 +57,28 @@
           <w:sz w:val="24"/>
           <w:szCs w:val="24"/>
         </w:rPr>
-        <w:t>3</w:t>
-      </w:r>
-      <w:r>
+        <w:t>3 – upload to grade scope</w:t>
+      </w:r>
+    </w:p>
+    <w:p>
+      <w:pPr>
+        <w:jc w:val="center"/>
         <w:rPr>
           <w:rFonts w:ascii="PT Sans" w:hAnsi="PT Sans"/>
           <w:b/>
           <w:sz w:val="24"/>
           <w:szCs w:val="24"/>
         </w:rPr>
-        <w:t xml:space="preserve"> – upload to grade scope</w:t>
-      </w:r>
-    </w:p>
-    <w:p>
-      <w:pPr>
-        <w:jc w:val="center"/>
+      </w:pPr>
+      <w:r>
         <w:rPr>
           <w:rFonts w:ascii="PT Sans" w:hAnsi="PT Sans"/>
           <w:b/>
           <w:sz w:val="24"/>
           <w:szCs w:val="24"/>
         </w:rPr>
-      </w:pPr>
+        <w:t xml:space="preserve">(Due </w:t>
+      </w:r>
       <w:r>
         <w:rPr>
           <w:rFonts w:ascii="PT Sans" w:hAnsi="PT Sans"/>
@@ -86,16 +86,7 @@
           <w:sz w:val="24"/>
           <w:szCs w:val="24"/>
         </w:rPr>
-        <w:t xml:space="preserve">(Due </w:t>
-      </w:r>
-      <w:r>
-        <w:rPr>
-          <w:rFonts w:ascii="PT Sans" w:hAnsi="PT Sans"/>
-          <w:b/>
-          <w:sz w:val="24"/>
-          <w:szCs w:val="24"/>
-        </w:rPr>
-        <w:t>October 2</w:t>
+        <w:t>February 24</w:t>
       </w:r>
       <w:r>
         <w:rPr>
@@ -151,7 +142,7 @@
           <w:szCs w:val="24"/>
         </w:rPr>
         <w:pict w14:anchorId="4FAB0B74">
-          <v:rect id="_x0000_i1036" alt="" style="width:468pt;height:.05pt;mso-width-percent:0;mso-height-percent:0;mso-width-percent:0;mso-height-percent:0" o:hralign="center" o:hrstd="t" o:hr="t" fillcolor="#a0a0a0" stroked="f"/>
+          <v:rect id="_x0000_i1025" alt="" style="width:468pt;height:.05pt;mso-width-percent:0;mso-height-percent:0;mso-width-percent:0;mso-height-percent:0" o:hralign="center" o:hrstd="t" o:hr="t" fillcolor="#a0a0a0" stroked="f"/>
         </w:pict>
       </w:r>
     </w:p>
@@ -2417,14 +2408,7 @@
           <w:sz w:val="24"/>
           <w:szCs w:val="24"/>
         </w:rPr>
-        <w:t xml:space="preserve"> when </w:t>
-      </w:r>
-      <w:r>
-        <w:rPr>
-          <w:sz w:val="24"/>
-          <w:szCs w:val="24"/>
-        </w:rPr>
-        <w:t>Vg&lt;Vth</w:t>
+        <w:t xml:space="preserve"> when Vg&lt;Vth</w:t>
       </w:r>
       <w:r>
         <w:rPr>
@@ -2627,7 +2611,6 @@
                 <w:szCs w:val="24"/>
               </w:rPr>
             </w:pPr>
-            <w:proofErr w:type="spellStart"/>
             <w:r>
               <w:rPr>
                 <w:sz w:val="24"/>
@@ -2635,7 +2618,6 @@
               </w:rPr>
               <w:t>Vout</w:t>
             </w:r>
-            <w:proofErr w:type="spellEnd"/>
           </w:p>
         </w:tc>
       </w:tr>
@@ -2832,7 +2814,7 @@
           <w:szCs w:val="24"/>
         </w:rPr>
         <w:pict w14:anchorId="4B178380">
-          <v:rect id="_x0000_i1030" style="width:0;height:1.5pt" o:hralign="center" o:hrstd="t" o:hr="t" fillcolor="#a0a0a0" stroked="f"/>
+          <v:rect id="_x0000_i1029" style="width:0;height:1.5pt" o:hralign="center" o:hrstd="t" o:hr="t" fillcolor="#a0a0a0" stroked="f"/>
         </w:pict>
       </w:r>
     </w:p>
